--- a/docs/homeworks/08_10_ancova_homework/ancova_homework.docx
+++ b/docs/homeworks/08_10_ancova_homework/ancova_homework.docx
@@ -1102,7 +1102,7 @@
         <w:rPr>
           <w:rStyle w:val="VerbatimChar"/>
         </w:rPr>
-        <w:t xml:space="preserve">&lt;bytecode: 0xb8e7d1348&gt;</w:t>
+        <w:t xml:space="preserve">&lt;bytecode: 0x8dc7b5380&gt;</w:t>
       </w:r>
       <w:r>
         <w:br/>

--- a/docs/homeworks/08_10_ancova_homework/ancova_homework.docx
+++ b/docs/homeworks/08_10_ancova_homework/ancova_homework.docx
@@ -1102,7 +1102,7 @@
         <w:rPr>
           <w:rStyle w:val="VerbatimChar"/>
         </w:rPr>
-        <w:t xml:space="preserve">&lt;bytecode: 0x8dc7b5380&gt;</w:t>
+        <w:t xml:space="preserve">&lt;bytecode: 0x898731348&gt;</w:t>
       </w:r>
       <w:r>
         <w:br/>

--- a/docs/homeworks/08_10_ancova_homework/ancova_homework.docx
+++ b/docs/homeworks/08_10_ancova_homework/ancova_homework.docx
@@ -1102,7 +1102,7 @@
         <w:rPr>
           <w:rStyle w:val="VerbatimChar"/>
         </w:rPr>
-        <w:t xml:space="preserve">&lt;bytecode: 0x898731348&gt;</w:t>
+        <w:t xml:space="preserve">&lt;bytecode: 0xbfe7ab348&gt;</w:t>
       </w:r>
       <w:r>
         <w:br/>
